--- a/tests/fixtures/contract-v1.docx
+++ b/tests/fixtures/contract-v1.docx
@@ -280,7 +280,7 @@
               <a:graphicData uri="http://schemas.openxmlformats.org/drawingml/2006/picture">
                 <pic:pic>
                   <pic:nvPicPr>
-                    <pic:cNvPr id="0" name="tmpuevujs_j.png"/>
+                    <pic:cNvPr id="0" name="tmpfmq61qx6.png"/>
                     <pic:cNvPicPr/>
                   </pic:nvPicPr>
                   <pic:blipFill>

--- a/tests/fixtures/contract-v1.docx
+++ b/tests/fixtures/contract-v1.docx
@@ -280,7 +280,7 @@
               <a:graphicData uri="http://schemas.openxmlformats.org/drawingml/2006/picture">
                 <pic:pic>
                   <pic:nvPicPr>
-                    <pic:cNvPr id="0" name="tmpfmq61qx6.png"/>
+                    <pic:cNvPr id="0" name="tmpvwbblk59.png"/>
                     <pic:cNvPicPr/>
                   </pic:nvPicPr>
                   <pic:blipFill>
